--- a/docs/data/report_20260617.docx
+++ b/docs/data/report_20260617.docx
@@ -14,7 +14,7 @@
           <w:color w:val="1F3A5F"/>
           <w:sz w:val="32"/>
         </w:rPr>
-        <w:t>中東情勢の再燃と建材価格への影響・市場環境変化への各社の対応方針事例</w:t>
+        <w:t>中東情勢の再燃と建材価格への影響・市場環境変化への各社対応方針事例</w:t>
       </w:r>
     </w:p>
     <w:p>
@@ -26,7 +26,7 @@
           <w:color w:val="666666"/>
           <w:sz w:val="18"/>
         </w:rPr>
-        <w:t>2026年06月17日</w:t>
+        <w:t>2026年6月17日</w:t>
       </w:r>
     </w:p>
     <w:p/>
@@ -52,7 +52,7 @@
           <w:b/>
           <w:sz w:val="21"/>
         </w:rPr>
-        <w:t>■ 価格改定の考え方と説明責任の強化</w:t>
+        <w:t>■ 価格転嫁と高付加価値戦略</w:t>
       </w:r>
     </w:p>
     <w:p>
@@ -64,7 +64,7 @@
         <w:rPr>
           <w:sz w:val="21"/>
         </w:rPr>
-        <w:t>各社では、国際原油価格の急落と建材価格の高騰が乖離している現状について、顧客へ丁寧な説明を行う体制を強化しています。透明性のある価格提示と、資材調達コストの変動要因を明確に伝えることが、顧客の信頼獲得に優位な印象です。</w:t>
+        <w:t>原材料価格高騰が続く中、他社では価格改定を実施しつつも、単なる値上げに留まらず、高性能・省エネ住宅など「量より質」を求める顧客ニーズに合致した高付加価値提案を強化する傾向が見受けられます。過去5年で建設資材費が平均39%上昇した状況を背景に、性能向上による長期的なランニングコスト削減効果を明確に提示し、顧客の納得感を得る戦略が優位な印象です。</w:t>
       </w:r>
     </w:p>
     <w:p>
@@ -76,7 +76,7 @@
           <w:b/>
           <w:sz w:val="21"/>
         </w:rPr>
-        <w:t>■ 営業担当者への市場動向教育の徹底</w:t>
+        <w:t>■ 契約時の透明性確保と顧客理解の深化</w:t>
       </w:r>
     </w:p>
     <w:p>
@@ -88,7 +88,7 @@
         <w:rPr>
           <w:sz w:val="21"/>
         </w:rPr>
-        <w:t>中東情勢の緩和期待による原油価格の変動、一部設備資材の供給回復（例：TOTOのユニットバス新規受注再開）など、複雑な市況を正確に理解し、顧客に的確な情報を提供できるよう、営業担当者への定期的な市場動向研修を推奨します。</w:t>
+        <w:t>資材価格の変動や供給不安が継続する中で、多くの企業が契約締結前に、資材調達の現状や将来的な価格変動、納期遅延のリスクについて詳細に説明する方針を採用しています。特に石油由来建材の影響が顕著な断熱材や塗料、ユニットバス等について、代替案の検討期間を含め顧客との合意形成を早期に行うことで、契約後のトラブル防止に努めています。</w:t>
       </w:r>
     </w:p>
     <w:p>
@@ -100,7 +100,7 @@
           <w:b/>
           <w:sz w:val="21"/>
         </w:rPr>
-        <w:t>■ 早期契約インセンティブの提供</w:t>
+        <w:t>■ 営業戦略のデジタルシフト</w:t>
       </w:r>
     </w:p>
     <w:p>
@@ -112,7 +112,7 @@
         <w:rPr>
           <w:sz w:val="21"/>
         </w:rPr>
-        <w:t>資材価格のさらなる上昇リスクを顧客と共有しつつ、例えば「〇月末までのご契約で、主要建材価格を固定」といった早期契約特典を設けることで、顧客の決断を促し、受注の確実性を高める事例が見られます。</w:t>
+        <w:t>人手不足と資材コスト上昇の課題に対し、AIを活用した営業改革を進める事例が増加しています。具体的には、顧客データの分析に基づくパーソナライズされた提案や、オンライン商談システムによる効率的なアプローチを通じて、商談期間の短縮や受注確度の向上を図り、経営資源をより戦略的な活動に集中させることを推奨します。</w:t>
       </w:r>
     </w:p>
     <w:p>
@@ -124,7 +124,7 @@
           <w:b/>
           <w:sz w:val="21"/>
         </w:rPr>
-        <w:t>■ 契約後の価格変動条項の見直し</w:t>
+        <w:t>■ 高性能・省エネ住宅への注力</w:t>
       </w:r>
     </w:p>
     <w:p>
@@ -136,7 +136,7 @@
         <w:rPr>
           <w:sz w:val="21"/>
         </w:rPr>
-        <w:t>契約後の主要建材（屋根材、塗料、木材など）の価格変動に対応するため、変動リスクを考慮した具体的な価格変動条項を契約書に盛り込むことで、将来的なトラブルを回避し、リスクを双方で適切に分担する体制が整えられています。</w:t>
+        <w:t>市場が新築着工数の減少傾向にある中で、大手住宅メーカーの一部が2桁増の受注を記録している背景には、高性能・省エネ住宅への明確な注力が見られます。長期優良住宅やZEH（ゼッチ）基準を上回る住宅を標準仕様とすることで、省エネ意識の高い顧客層を獲得し、価格競争ではなく価値競争での優位性を確立しています。</w:t>
       </w:r>
     </w:p>
     <w:p>
@@ -161,7 +161,7 @@
           <w:b/>
           <w:sz w:val="21"/>
         </w:rPr>
-        <w:t>■ 協力業者との情報共有とコスト交渉</w:t>
+        <w:t>■ サプライチェーンの強靭化</w:t>
       </w:r>
     </w:p>
     <w:p>
@@ -173,7 +173,7 @@
         <w:rPr>
           <w:sz w:val="21"/>
         </w:rPr>
-        <w:t>建材高騰の継続（例：日本ペイント、DAIKENの値上げ発表）に対し、協力業者との密な連携を深め、代替資材の共同検討や、発注ロットの見直しによるコスト交渉を積極的に実施しています。サプライチェーン全体でのコスト抑制が肝要です。</w:t>
+        <w:t>中東情勢の緊迫化による物流混乱やナフサ不足が資材供給に影響を与える中、多くの企業が協力業者との定期的な情報共有会を開催し、資材調達状況や市場動向を密に連携しています。また、単一メーカー依存からの脱却を図り、複数のサプライヤーからの資材調達ルートを確保することで、供給リスクの分散と安定化を図る動きが加速しています。</w:t>
       </w:r>
     </w:p>
     <w:p>
@@ -185,7 +185,7 @@
           <w:b/>
           <w:sz w:val="21"/>
         </w:rPr>
-        <w:t>■ 戦略的な資材調達と在庫管理の最適化</w:t>
+        <w:t>■ 市況モニタリングと柔軟な仕入れ戦略</w:t>
       </w:r>
     </w:p>
     <w:p>
@@ -197,7 +197,7 @@
         <w:rPr>
           <w:sz w:val="21"/>
         </w:rPr>
-        <w:t>原油価格の動向や一部設備供給の回復兆し（TOTOなど）を注視し、YKKAPのアルミ材再値上げ検討などの情報も踏まえ、主要建材の市況を継続的にモニタリングしています。これにより、計画的な発注と必要最小限の在庫を維持し、キャッシュフローの健全化を図る動きが加速しています。</w:t>
+        <w:t>直近1週間での原油価格急落は一時的なブレーキとなり得るものの、建材価格の高騰は広範囲で継続しています。このため、他社では専門部署が国際原油価格やナフサ価格、海上運賃といった指標を継続的にモニタリングし、価格変動リスクを早期に察知しています。これに基づき、価格優位性のあるタイミングでの先行発注や、代替資材・部材への切り替え検討など、柔軟な仕入れ戦略を展開しています。</w:t>
       </w:r>
     </w:p>
     <w:p>
@@ -209,7 +209,7 @@
           <w:b/>
           <w:sz w:val="21"/>
         </w:rPr>
-        <w:t>■ 顧客への工事状況・コスト変動の定期報告</w:t>
+        <w:t>■ DXによる施工管理と生産性向上</w:t>
       </w:r>
     </w:p>
     <w:p>
@@ -221,7 +221,7 @@
         <w:rPr>
           <w:sz w:val="21"/>
         </w:rPr>
-        <w:t>中東情勢由来の資材供給不安定や、アルミ材などの再値上げが工事進捗や最終コストに与える影響について、顧客へ早期かつ透明性高く報告する体制を構築しています。予見可能なリスクを共有することで、顧客からの理解と信頼を得ることに繋がります。</w:t>
+        <w:t>建設資材費の大幅上昇や工期遅延リスクに対応するため、施工・現場管理のデジタル化が喫緊の課題とされています。BIM（Building Information Modeling）の導入による資材の最適化や、クラウド型施工管理ツールの活用による進捗状況のリアルタイム共有は、現場の効率化を大幅に向上させ、工期遅延の抑制とコスト削減に寄与するものです。</w:t>
       </w:r>
     </w:p>
     <w:p>
@@ -233,7 +233,7 @@
           <w:b/>
           <w:sz w:val="21"/>
         </w:rPr>
-        <w:t>■ サプライチェーン強靭化に向けた中長期戦略</w:t>
+        <w:t>■ 顧客へのタイムリーな情報提供</w:t>
       </w:r>
     </w:p>
     <w:p>
@@ -245,7 +245,7 @@
         <w:rPr>
           <w:sz w:val="21"/>
         </w:rPr>
-        <w:t>特定の資材やサプライヤーへの依存度を低減するため、複数メーカーからの調達ルート開拓や、国内生産品の活用を検討する企業が増えています。これは、今後も続く可能性のあるサプライチェーンの混乱に備える中長期的なリスクヘッジとして推奨されます。</w:t>
+        <w:t>資材供給の不安定さが継続する中で、工期の大幅遅延や提案内容の制約が生じるリスクがあります。他社では、着工後の顧客に対し、資材の納入状況や現場の進捗、それに伴うスケジュール変更の可能性について、定期的な進捗報告会や専用のWebポータルを通じて、透明性の高い情報提供を徹底しています。これにより、顧客の不安を軽減し、信頼関係の維持に努めています。</w:t>
       </w:r>
     </w:p>
     <w:p/>
@@ -258,9 +258,9 @@
           <w:color w:val="444444"/>
           <w:sz w:val="20"/>
         </w:rPr>
-        <w:t>全般的に、市場環境の複雑化に対応するためには、経営層から現場の社員への対応方針の明確化が肝要です。</w:t>
+        <w:t>全般的に、変化の激しい市場環境において、情報収集能力の強化、そしてそれを経営戦略や具体的な行動計画へと落とし込み、全社員への対応方針の明確化が肝要であると考えられます。</w:t>
         <w:br/>
-        <w:t>あくまで情報提供としての事例共有であり、実施は十分ご検討のうえご対応ください。</w:t>
+        <w:t>※本レポートはあくまで情報提供としての事例共有であり、各社の状況に応じた具体的な施策実施については、十分ご検討のうえご対応ください。</w:t>
       </w:r>
     </w:p>
     <w:p/>

--- a/docs/data/report_20260617.docx
+++ b/docs/data/report_20260617.docx
@@ -14,7 +14,7 @@
           <w:color w:val="1F3A5F"/>
           <w:sz w:val="32"/>
         </w:rPr>
-        <w:t>中東情勢の再燃と建材価格への影響・市場環境変化への各社対応方針事例</w:t>
+        <w:t>2026年6月度市場環境レポート：金利急騰と建材高騰が加速する事業環境と対応策</w:t>
       </w:r>
     </w:p>
     <w:p>
@@ -26,7 +26,7 @@
           <w:color w:val="666666"/>
           <w:sz w:val="18"/>
         </w:rPr>
-        <w:t>2026年6月17日</w:t>
+        <w:t>2026年06月17日</w:t>
       </w:r>
     </w:p>
     <w:p/>
@@ -40,7 +40,7 @@
           <w:color w:val="2E75B6"/>
           <w:sz w:val="25"/>
         </w:rPr>
-        <w:t>受注関連の対応方針（他社事例）</w:t>
+        <w:t>住宅取得コスト高騰と市場需要への影響</w:t>
       </w:r>
     </w:p>
     <w:p>
@@ -52,7 +52,7 @@
           <w:b/>
           <w:sz w:val="21"/>
         </w:rPr>
-        <w:t>■ 価格転嫁と高付加価値戦略</w:t>
+        <w:t>■ 住宅ローン金利の急騰と顧客資金計画の複雑化</w:t>
       </w:r>
     </w:p>
     <w:p>
@@ -64,7 +64,7 @@
         <w:rPr>
           <w:sz w:val="21"/>
         </w:rPr>
-        <w:t>原材料価格高騰が続く中、他社では価格改定を実施しつつも、単なる値上げに留まらず、高性能・省エネ住宅など「量より質」を求める顧客ニーズに合致した高付加価値提案を強化する傾向が見受けられます。過去5年で建設資材費が平均39%上昇した状況を背景に、性能向上による長期的なランニングコスト削減効果を明確に提示し、顧客の納得感を得る戦略が優位な印象です。</w:t>
+        <w:t>日本銀行の政策金利引き上げにより、固定金利型住宅ローン（フラット35など）は3%を超える水準に達し、全期間固定金利の上昇は過去最大級となりました。住宅購入者の返済負担増は需要減退の脅威となりますが、変動金利型との金利差拡大は、顧客への丁寧な説明と最適な金利タイプ提案の重要性を高める機会とも捉えられます。</w:t>
       </w:r>
     </w:p>
     <w:p>
@@ -76,7 +76,7 @@
           <w:b/>
           <w:sz w:val="21"/>
         </w:rPr>
-        <w:t>■ 契約時の透明性確保と顧客理解の深化</w:t>
+        <w:t>■ 建築資材価格の高止まりと供給課題</w:t>
       </w:r>
     </w:p>
     <w:p>
@@ -88,7 +88,7 @@
         <w:rPr>
           <w:sz w:val="21"/>
         </w:rPr>
-        <w:t>資材価格の変動や供給不安が継続する中で、多くの企業が契約締結前に、資材調達の現状や将来的な価格変動、納期遅延のリスクについて詳細に説明する方針を採用しています。特に石油由来建材の影響が顕著な断熱材や塗料、ユニットバス等について、代替案の検討期間を含め顧客との合意形成を早期に行うことで、契約後のトラブル防止に努めています。</w:t>
+        <w:t>建設資材価格指数は4カ月連続で過去最高値を更新しており、特に建築指数はウッドショック時以来の高水準が続いております。ナフサショックを背景とした石油系資材、塗料、断熱材などの値上げ・受注制限も継続しており、円安基調の長期化が輸入材・設備価格をさらに押し上げている状況です。コスト増加と工期遅延のリスクが高まるため、代替材の検討やサプライヤーとの価格交渉が不可欠となります。</w:t>
       </w:r>
     </w:p>
     <w:p>
@@ -100,7 +100,7 @@
           <w:b/>
           <w:sz w:val="21"/>
         </w:rPr>
-        <w:t>■ 営業戦略のデジタルシフト</w:t>
+        <w:t>■ 新設住宅着工の低調と市場縮小リスク</w:t>
       </w:r>
     </w:p>
     <w:p>
@@ -112,31 +112,7 @@
         <w:rPr>
           <w:sz w:val="21"/>
         </w:rPr>
-        <w:t>人手不足と資材コスト上昇の課題に対し、AIを活用した営業改革を進める事例が増加しています。具体的には、顧客データの分析に基づくパーソナライズされた提案や、オンライン商談システムによる効率的なアプローチを通じて、商談期間の短縮や受注確度の向上を図り、経営資源をより戦略的な活動に集中させることを推奨します。</w:t>
-      </w:r>
-    </w:p>
-    <w:p>
-      <w:pPr>
-        <w:spacing w:before="120" w:after="40"/>
-      </w:pPr>
-      <w:r>
-        <w:rPr>
-          <w:b/>
-          <w:sz w:val="21"/>
-        </w:rPr>
-        <w:t>■ 高性能・省エネ住宅への注力</w:t>
-      </w:r>
-    </w:p>
-    <w:p>
-      <w:pPr>
-        <w:spacing w:line="312" w:lineRule="auto"/>
-        <w:ind w:left="283"/>
-      </w:pPr>
-      <w:r>
-        <w:rPr>
-          <w:sz w:val="21"/>
-        </w:rPr>
-        <w:t>市場が新築着工数の減少傾向にある中で、大手住宅メーカーの一部が2桁増の受注を記録している背景には、高性能・省エネ住宅への明確な注力が見られます。長期優良住宅やZEH（ゼッチ）基準を上回る住宅を標準仕様とすることで、省エネ意識の高い顧客層を獲得し、価格競争ではなく価値競争での優位性を確立しています。</w:t>
+        <w:t>2026年2月の新設住宅着工戸数は前年同月比4.9%減、持家も4.7%減と厳しい結果となり、4月には増加に転じたものの市場予想を下回りました。全体的な市場の縮小傾向は受注競争の激化を招き、経営の多角化やターゲット層の見直しが求められる状況です。具体的なデータに基づいた戦略的な営業活動が、今後一層重要になると考えられます。</w:t>
       </w:r>
     </w:p>
     <w:p>
@@ -149,7 +125,7 @@
           <w:color w:val="2E75B6"/>
           <w:sz w:val="25"/>
         </w:rPr>
-        <w:t>工事関連の対応方針（他社事例）</w:t>
+        <w:t>変化する顧客ニーズと事業運営の最適化</w:t>
       </w:r>
     </w:p>
     <w:p>
@@ -161,7 +137,7 @@
           <w:b/>
           <w:sz w:val="21"/>
         </w:rPr>
-        <w:t>■ サプライチェーンの強靭化</w:t>
+        <w:t>■ 省エネ・高性能住宅への需要増と差別化戦略</w:t>
       </w:r>
     </w:p>
     <w:p>
@@ -173,7 +149,7 @@
         <w:rPr>
           <w:sz w:val="21"/>
         </w:rPr>
-        <w:t>中東情勢の緊迫化による物流混乱やナフサ不足が資材供給に影響を与える中、多くの企業が協力業者との定期的な情報共有会を開催し、資材調達状況や市場動向を密に連携しています。また、単一メーカー依存からの脱却を図り、複数のサプライヤーからの資材調達ルートを確保することで、供給リスクの分散と安定化を図る動きが加速しています。</w:t>
+        <w:t>金利や光熱費高騰を受け、消費者の間で「建てた後のコスト（光熱費、メンテナンス費）」への意識が顕著に高まっています。断熱等級5～6やZEH水準の高性能住宅が「標準」となる傾向にあり、これを機に高性能住宅の提供体制を整えている住宅会社様は、競争優位性を確立し、顧客からの信頼を得る大きなチャンスとなります。高価格帯でも長期的なメリットを訴求するマーケティングが効果的です。</w:t>
       </w:r>
     </w:p>
     <w:p>
@@ -185,7 +161,7 @@
           <w:b/>
           <w:sz w:val="21"/>
         </w:rPr>
-        <w:t>■ 市況モニタリングと柔軟な仕入れ戦略</w:t>
+        <w:t>■ 労働力不足と生産性向上への緊急性</w:t>
       </w:r>
     </w:p>
     <w:p>
@@ -197,7 +173,7 @@
         <w:rPr>
           <w:sz w:val="21"/>
         </w:rPr>
-        <w:t>直近1週間での原油価格急落は一時的なブレーキとなり得るものの、建材価格の高騰は広範囲で継続しています。このため、他社では専門部署が国際原油価格やナフサ価格、海上運賃といった指標を継続的にモニタリングし、価格変動リスクを早期に察知しています。これに基づき、価格優位性のあるタイミングでの先行発注や、代替資材・部材への切り替え検討など、柔軟な仕入れ戦略を展開しています。</w:t>
+        <w:t>建設業の有効求人倍率は依然として高い水準で推移しており、人件費の高騰が経営を圧迫しています。2025年の法改正による確認申請リードタイムの長期化も重なり、施工体制の維持・強化は困難さを増しております。工期や品質への影響を最小限に抑えるため、生産性向上への先行投資、特に工程管理の最適化や技術導入が急務であると認識しております。</w:t>
       </w:r>
     </w:p>
     <w:p>
@@ -209,7 +185,7 @@
           <w:b/>
           <w:sz w:val="21"/>
         </w:rPr>
-        <w:t>■ DXによる施工管理と生産性向上</w:t>
+        <w:t>■ DX推進による事業変革の機会</w:t>
       </w:r>
     </w:p>
     <w:p>
@@ -221,31 +197,7 @@
         <w:rPr>
           <w:sz w:val="21"/>
         </w:rPr>
-        <w:t>建設資材費の大幅上昇や工期遅延リスクに対応するため、施工・現場管理のデジタル化が喫緊の課題とされています。BIM（Building Information Modeling）の導入による資材の最適化や、クラウド型施工管理ツールの活用による進捗状況のリアルタイム共有は、現場の効率化を大幅に向上させ、工期遅延の抑制とコスト削減に寄与するものです。</w:t>
-      </w:r>
-    </w:p>
-    <w:p>
-      <w:pPr>
-        <w:spacing w:before="120" w:after="40"/>
-      </w:pPr>
-      <w:r>
-        <w:rPr>
-          <w:b/>
-          <w:sz w:val="21"/>
-        </w:rPr>
-        <w:t>■ 顧客へのタイムリーな情報提供</w:t>
-      </w:r>
-    </w:p>
-    <w:p>
-      <w:pPr>
-        <w:spacing w:line="312" w:lineRule="auto"/>
-        <w:ind w:left="283"/>
-      </w:pPr>
-      <w:r>
-        <w:rPr>
-          <w:sz w:val="21"/>
-        </w:rPr>
-        <w:t>資材供給の不安定さが継続する中で、工期の大幅遅延や提案内容の制約が生じるリスクがあります。他社では、着工後の顧客に対し、資材の納入状況や現場の進捗、それに伴うスケジュール変更の可能性について、定期的な進捗報告会や専用のWebポータルを通じて、透明性の高い情報提供を徹底しています。これにより、顧客の不安を軽減し、信頼関係の維持に努めています。</w:t>
+        <w:t>労働集約型のビジネスモデルからの脱却は、もはや待ったなしの状況です。デジタル技術を活用した営業・集客、施工・現場管理、経営の効率化は、事業継続と成長の鍵を握ります。積極的にDXを推進する住宅会社様は、人手不足を補い、高利益・高生産性を実現できる可能性があります。CRMシステム導入による顧客管理の効率化や、BIM/CIM活用による設計・施工連携の強化など、具体的な施策の検討を推奨いたします。</w:t>
       </w:r>
     </w:p>
     <w:p/>
@@ -258,9 +210,9 @@
           <w:color w:val="444444"/>
           <w:sz w:val="20"/>
         </w:rPr>
-        <w:t>全般的に、変化の激しい市場環境において、情報収集能力の強化、そしてそれを経営戦略や具体的な行動計画へと落とし込み、全社員への対応方針の明確化が肝要であると考えられます。</w:t>
+        <w:t>厳しい市場環境が続く中、コストコントロールと高性能住宅による差別化、そして生産性向上への投資が、今後の事業継続と成長の鍵を握ると考えられます。</w:t>
         <w:br/>
-        <w:t>※本レポートはあくまで情報提供としての事例共有であり、各社の状況に応じた具体的な施策実施については、十分ご検討のうえご対応ください。</w:t>
+        <w:t>あくまで情報提供としての事例共有であり、実施は十分ご検討のうえご対応ください。</w:t>
       </w:r>
     </w:p>
     <w:p/>
